--- a/samples/07 ContosoPower_CFO_PreBoard_Call_Recap.docx
+++ b/samples/07 ContosoPower_CFO_PreBoard_Call_Recap.docx
@@ -4,7 +4,7 @@
   <w:body>
     <w:p>
       <w:r>
-        <w:t>CFO Pre-Board Call — Recap</w:t>
+        <w:t>CFO Pre-Board Call - Recap</w:t>
       </w:r>
     </w:p>
     <w:p>
@@ -14,7 +14,7 @@
     </w:p>
     <w:p>
       <w:r>
-        <w:t>Date: 09 June 2026  |  Time: 09:00 – 09:50  |  Platform: Microsoft Teams (recorded)</w:t>
+        <w:t>Date: 09 June 2026  |  Time: 09:00 - 09:50  |  Platform: Microsoft Teams (recorded)</w:t>
       </w:r>
     </w:p>
     <w:p>
@@ -52,19 +52,19 @@
     <w:p/>
     <w:p>
       <w:r>
-        <w:t>Faridah Yusof (Treasury): On the proposed renewables JV — RM 1.8 billion total investment, 60:40 debt to equity. We have a non-binding term sheet from a syndicate of three local banks at SOFR + 215 bps, 12-year tenor, partial sustainability-linked margin step-down. Indicative project IRR is 8.0% versus current Group WACC of 7.1%. Tight but accretive.</w:t>
+        <w:t>Faridah Yusof (Treasury): On the proposed renewables JV - RM 1.8 billion total investment, 60:40 debt to equity. We have a non-binding term sheet from a syndicate of three local banks at SOFR + 215 bps, 12-year tenor, partial sustainability-linked margin step-down. Indicative project IRR is 8.0% versus current Group WACC of 7.1%. Tight but accretive.</w:t>
       </w:r>
     </w:p>
     <w:p/>
     <w:p>
       <w:r>
-        <w:t>Daniel Tan (Strategy): The strategic posture point — peers are pricing in 22 to 25% renewables share by 2027. We are at 14% today, 18% post-LSS5. Without the JV we lag. The Board needs to see a credible path to 25% by FY28.</w:t>
+        <w:t>Daniel Tan (Strategy): The strategic posture point - peers are pricing in 22 to 25% renewables share by 2027. We are at 14% today, 18% post-LSS5. Without the JV we lag. The Board needs to see a credible path to 25% by FY28.</w:t>
       </w:r>
     </w:p>
     <w:p/>
     <w:p>
       <w:r>
-        <w:t>Rachel Khoo (IR): Investors will ask three things — (1) net debt trajectory through the JV build period, (2) capex intensity peak year, (3) dividend coverage under the new capital plan. We need to anchor the messaging on these.</w:t>
+        <w:t>Rachel Khoo (IR): Investors will ask three things - (1) net debt trajectory through the JV build period, (2) capex intensity peak year, (3) dividend coverage under the new capital plan. We need to anchor the messaging on these.</w:t>
       </w:r>
     </w:p>
     <w:p/>
@@ -90,7 +90,7 @@
     </w:p>
     <w:p>
       <w:r>
-        <w:t>2. Reporting team to add a "Renewables share trajectory" chart to the FY25 Board pack — current, post-LSS5, post-JV, FY28 target.</w:t>
+        <w:t>2. Reporting team to add a "Renewables share trajectory" chart to the FY25 Board pack - current, post-LSS5, post-JV, FY28 target.</w:t>
       </w:r>
     </w:p>
     <w:p>
@@ -125,7 +125,7 @@
     </w:p>
     <w:p>
       <w:r>
-        <w:t>4. How should the dividend policy flex during the FY26–FY28 build phase?</w:t>
+        <w:t>4. How should the dividend policy flex during the FY26-FY28 build phase?</w:t>
       </w:r>
     </w:p>
     <w:p/>
@@ -140,27 +140,27 @@
     <w:p/>
     <w:p>
       <w:r>
-        <w:t>A1. Treasury — 1-page debt sensitivity table — Due 10 June 12:00</w:t>
+        <w:t>A1. Treasury - 1-page debt sensitivity table - Due 10 June 12:00</w:t>
       </w:r>
     </w:p>
     <w:p>
       <w:r>
-        <w:t>A2. Group Reporting — updated renewables-share trajectory chart for Board pack — Due 10 June 14:00</w:t>
+        <w:t>A2. Group Reporting - updated renewables-share trajectory chart for Board pack - Due 10 June 14:00</w:t>
       </w:r>
     </w:p>
     <w:p>
       <w:r>
-        <w:t>A3. IR — 3 anticipated analyst Q&amp;A — Due 10 June 16:00</w:t>
+        <w:t>A3. IR - 3 anticipated analyst Q&amp;A - Due 10 June 16:00</w:t>
       </w:r>
     </w:p>
     <w:p>
       <w:r>
-        <w:t>A4. CFO — refine speaking notes for the JV financing slide — Due 10 June EOD</w:t>
+        <w:t>A4. CFO - refine speaking notes for the JV financing slide - Due 10 June EOD</w:t>
       </w:r>
     </w:p>
     <w:p>
       <w:r>
-        <w:t>A5. Strategy — refresh peer renewables-share table with latest disclosures — Due 10 June 12:00</w:t>
+        <w:t>A5. Strategy - refresh peer renewables-share table with latest disclosures - Due 10 June 12:00</w:t>
       </w:r>
     </w:p>
     <w:p/>
